--- a/faq-builder/deliverables/PrimeroEdge-Menu-Cycles-FAQ.docx
+++ b/faq-builder/deliverables/PrimeroEdge-Menu-Cycles-FAQ.docx
@@ -120,7 +120,7 @@
           <w:color w:val="8A8A8A"/>
           <w:sz w:val="17"/>
         </w:rPr>
-        <w:t>Source support cases: Tickets 311904, 314982, 315380</w:t>
+        <w:t>Source support cases: Tickets 314982, 315380</w:t>
       </w:r>
     </w:p>
     <w:p>
@@ -249,7 +249,7 @@
           <w:color w:val="8A8A8A"/>
           <w:sz w:val="17"/>
         </w:rPr>
-        <w:t>Source support cases: Tickets 306464, 307000, 306678, 307187</w:t>
+        <w:t>Source support cases: Tickets 306464, 307000</w:t>
       </w:r>
     </w:p>
     <w:p>
@@ -688,7 +688,7 @@
           <w:color w:val="8A8A8A"/>
           <w:sz w:val="17"/>
         </w:rPr>
-        <w:t>Source support cases: Tickets 315242, 315310, 315496, 315508, 315656, 315731, 315888, 315936, 315997, 316257, 317107, 316219</w:t>
+        <w:t>Source support cases: Tickets 315310, 315496, 315508, 315656, 315731, 315888, 315936, 315997, 316257, 317107</w:t>
       </w:r>
     </w:p>
     <w:p>
@@ -766,7 +766,7 @@
           <w:color w:val="8A8A8A"/>
           <w:sz w:val="17"/>
         </w:rPr>
-        <w:t>Source support cases: Tickets 315731, 310869</w:t>
+        <w:t>Source support cases: Ticket 315731</w:t>
       </w:r>
     </w:p>
     <w:p>
@@ -1071,7 +1071,7 @@
           <w:color w:val="8A8A8A"/>
           <w:sz w:val="17"/>
         </w:rPr>
-        <w:t>Source support cases: Tickets 313394, 316832, 313847</w:t>
+        <w:t>Source support cases: Tickets 313394, 316832</w:t>
       </w:r>
     </w:p>
     <w:p>
@@ -1866,61 +1866,6 @@
           <w:sz w:val="17"/>
         </w:rPr>
         <w:t>Source support cases: Ticket 308584</w:t>
-      </w:r>
-    </w:p>
-    <w:p>
-      <w:pPr>
-        <w:spacing w:before="200" w:after="120"/>
-        <w:pBdr>
-          <w:bottom w:val="single" w:sz="6" w:space="1" w:color="2E7D8A"/>
-        </w:pBdr>
-      </w:pPr>
-      <w:r>
-        <w:rPr>
-          <w:b/>
-          <w:color w:val="1F3A5F"/>
-          <w:sz w:val="30"/>
-        </w:rPr>
-        <w:t>Additional source cases reviewed</w:t>
-      </w:r>
-    </w:p>
-    <w:p>
-      <w:pPr>
-        <w:spacing w:before="160" w:after="40"/>
-      </w:pPr>
-      <w:r>
-        <w:rPr>
-          <w:b/>
-          <w:color w:val="2E7D8A"/>
-          <w:sz w:val="23"/>
-        </w:rPr>
-        <w:t>Q41.  Which other support cases were reviewed for this guide?</w:t>
-      </w:r>
-    </w:p>
-    <w:p>
-      <w:pPr>
-        <w:spacing w:after="80"/>
-        <w:ind w:left="317"/>
-      </w:pPr>
-      <w:r>
-        <w:rPr>
-          <w:sz w:val="22"/>
-        </w:rPr>
-        <w:t>These additional cases from the source filter were reviewed while building this guide. Each was resolved without distinct new guidance - for example a transient error cleared by refreshing, a question the requester resolved on their own, a training/resource request, or a one-off configuration or data fix handled directly with the support team - and is listed here so the guide accounts for every case in the source filter.</w:t>
-      </w:r>
-    </w:p>
-    <w:p>
-      <w:pPr>
-        <w:spacing w:after="160"/>
-        <w:ind w:left="317"/>
-      </w:pPr>
-      <w:r>
-        <w:rPr>
-          <w:i/>
-          <w:color w:val="8A8A8A"/>
-          <w:sz w:val="17"/>
-        </w:rPr>
-        <w:t>Source support cases: Tickets 309206, 312230, 315804</w:t>
       </w:r>
     </w:p>
     <w:p>
